--- a/отчет преддипломная практика Купреев.docx
+++ b/отчет преддипломная практика Купреев.docx
@@ -1483,6 +1483,7 @@
         <w:rPr>
           <w:rFonts w:cs="Times New Roman"/>
           <w:szCs w:val="24"/>
+          <w:lang w:val="en-US"/>
         </w:rPr>
       </w:pPr>
       <w:r>
@@ -1503,6 +1504,7 @@
         <w:rPr>
           <w:rFonts w:cs="Times New Roman"/>
           <w:szCs w:val="24"/>
+          <w:lang w:val="en-US"/>
         </w:rPr>
       </w:pPr>
     </w:p>
@@ -1580,6 +1582,7 @@
         <w:rPr>
           <w:rFonts w:cs="Times New Roman"/>
           <w:szCs w:val="24"/>
+          <w:lang w:val="en-US"/>
         </w:rPr>
       </w:pPr>
       <w:r>
@@ -1688,9 +1691,11 @@
           <w:tab w:val="left" w:pos="1134"/>
         </w:tabs>
         <w:suppressAutoHyphens/>
-        <w:rPr>
-          <w:rFonts w:cs="Times New Roman"/>
-          <w:szCs w:val="24"/>
+        <w:ind w:firstLine="0"/>
+        <w:rPr>
+          <w:rFonts w:cs="Times New Roman"/>
+          <w:szCs w:val="24"/>
+          <w:lang w:val="en-US"/>
         </w:rPr>
       </w:pPr>
     </w:p>
@@ -1719,139 +1724,162 @@
         <w:pStyle w:val="a4"/>
         <w:numPr>
           <w:ilvl w:val="0"/>
-          <w:numId w:val="23"/>
+          <w:numId w:val="24"/>
         </w:numPr>
-        <w:suppressAutoHyphens/>
-        <w:ind w:left="0" w:firstLine="709"/>
-        <w:rPr>
-          <w:rFonts w:cs="Times New Roman"/>
-        </w:rPr>
-      </w:pPr>
-      <w:r>
-        <w:rPr>
-          <w:rFonts w:cs="Times New Roman"/>
-        </w:rPr>
-        <w:t>Ознакомление с программой практики, инструктаж по охране труда и т</w:t>
-      </w:r>
-      <w:r>
-        <w:rPr>
-          <w:rFonts w:cs="Times New Roman"/>
-        </w:rPr>
-        <w:t xml:space="preserve">ехнике безопасности. </w:t>
-      </w:r>
-    </w:p>
-    <w:p>
-      <w:pPr>
-        <w:pStyle w:val="a4"/>
-        <w:numPr>
-          <w:ilvl w:val="0"/>
-          <w:numId w:val="23"/>
-        </w:numPr>
-        <w:suppressAutoHyphens/>
-        <w:ind w:left="0" w:firstLine="709"/>
-        <w:rPr>
-          <w:rFonts w:cs="Times New Roman"/>
-        </w:rPr>
-      </w:pPr>
-      <w:r>
-        <w:rPr>
-          <w:rFonts w:cs="Times New Roman"/>
-        </w:rPr>
-        <w:t>Анализ предметной области и сбор материалов для составления технического задания на разработку веб-приложения «TopLibrary» — информационной системы учета библиотечного фонда.</w:t>
-      </w:r>
-    </w:p>
-    <w:p>
-      <w:pPr>
-        <w:pStyle w:val="a4"/>
-        <w:numPr>
-          <w:ilvl w:val="0"/>
-          <w:numId w:val="23"/>
-        </w:numPr>
-        <w:suppressAutoHyphens/>
-        <w:ind w:left="0" w:firstLine="709"/>
-        <w:rPr>
-          <w:rFonts w:cs="Times New Roman"/>
-        </w:rPr>
-      </w:pPr>
-      <w:r>
-        <w:rPr>
-          <w:rFonts w:cs="Times New Roman"/>
-        </w:rPr>
-        <w:t>Проектирование архитектуры приложения, базы данных и пользовательского интерфейса системы библиотечного учета.</w:t>
-      </w:r>
-    </w:p>
-    <w:p>
-      <w:pPr>
-        <w:pStyle w:val="a4"/>
-        <w:numPr>
-          <w:ilvl w:val="0"/>
-          <w:numId w:val="23"/>
-        </w:numPr>
-        <w:suppressAutoHyphens/>
-        <w:ind w:left="0" w:firstLine="709"/>
-        <w:rPr>
-          <w:rFonts w:cs="Times New Roman"/>
-        </w:rPr>
-      </w:pPr>
-      <w:r>
-        <w:rPr>
-          <w:rFonts w:cs="Times New Roman"/>
-        </w:rPr>
-        <w:t>Разработка клиентской и серверной частей веб-приложения с использованием Vue 3, Express.js, PostgreSQL, Prisma ORM, MinIO, Docker Compose и Nginx.</w:t>
-      </w:r>
-    </w:p>
-    <w:p>
-      <w:pPr>
-        <w:pStyle w:val="a4"/>
-        <w:numPr>
-          <w:ilvl w:val="0"/>
-          <w:numId w:val="23"/>
-        </w:numPr>
-        <w:suppressAutoHyphens/>
-        <w:ind w:left="0" w:firstLine="709"/>
-        <w:rPr>
-          <w:rFonts w:cs="Times New Roman"/>
-          <w:szCs w:val="24"/>
-        </w:rPr>
-      </w:pPr>
-      <w:r>
-        <w:rPr>
-          <w:rFonts w:cs="Times New Roman"/>
-        </w:rPr>
-        <w:t>Выполнение функционального и структурного тестирования, отладки и проверки работоспособности системы.</w:t>
-      </w:r>
-    </w:p>
-    <w:p>
-      <w:pPr>
-        <w:pStyle w:val="a4"/>
         <w:tabs>
           <w:tab w:val="left" w:pos="0"/>
         </w:tabs>
         <w:suppressAutoHyphens/>
-        <w:ind w:left="284" w:firstLine="0"/>
-        <w:rPr>
-          <w:rFonts w:cs="Times New Roman"/>
-          <w:szCs w:val="24"/>
-          <w:lang w:val="en-US"/>
-        </w:rPr>
-      </w:pPr>
-      <w:r>
-        <w:t>Подготовка пользовательской, технической и отчетной документации по результатам преддипломной практики.</w:t>
+        <w:ind w:left="0" w:firstLine="709"/>
+        <w:rPr>
+          <w:rFonts w:cs="Times New Roman"/>
+        </w:rPr>
+      </w:pPr>
+      <w:r>
+        <w:rPr>
+          <w:rFonts w:cs="Times New Roman"/>
+        </w:rPr>
+        <w:t>Ознакомление с содержанием, видами и порядком выполнения работ. Изучение инструкций по охране труда, технике безопасности и пожарной безопасности.</w:t>
       </w:r>
     </w:p>
     <w:p>
       <w:pPr>
         <w:pStyle w:val="a4"/>
+        <w:numPr>
+          <w:ilvl w:val="0"/>
+          <w:numId w:val="24"/>
+        </w:numPr>
         <w:tabs>
           <w:tab w:val="left" w:pos="0"/>
         </w:tabs>
         <w:suppressAutoHyphens/>
-        <w:ind w:left="284" w:firstLine="0"/>
-        <w:rPr>
-          <w:rFonts w:cs="Times New Roman"/>
-          <w:szCs w:val="24"/>
-        </w:rPr>
-      </w:pPr>
+        <w:ind w:left="0" w:firstLine="709"/>
+        <w:rPr>
+          <w:rFonts w:cs="Times New Roman"/>
+        </w:rPr>
+      </w:pPr>
+      <w:r>
+        <w:rPr>
+          <w:rFonts w:cs="Times New Roman"/>
+        </w:rPr>
+        <w:t>Сбор материалов для составления технического задания по теме выпускной квалификационной работы. Анализ программных решений по формированию технического задания.</w:t>
+      </w:r>
+    </w:p>
+    <w:p>
+      <w:pPr>
+        <w:pStyle w:val="a4"/>
+        <w:numPr>
+          <w:ilvl w:val="0"/>
+          <w:numId w:val="24"/>
+        </w:numPr>
+        <w:tabs>
+          <w:tab w:val="left" w:pos="0"/>
+        </w:tabs>
+        <w:suppressAutoHyphens/>
+        <w:ind w:left="0" w:firstLine="709"/>
+        <w:rPr>
+          <w:rFonts w:cs="Times New Roman"/>
+        </w:rPr>
+      </w:pPr>
+      <w:r>
+        <w:rPr>
+          <w:rFonts w:cs="Times New Roman"/>
+        </w:rPr>
+        <w:t>Разработка программного обеспечения на основе технического задания дипломного проекта.</w:t>
+      </w:r>
+    </w:p>
+    <w:p>
+      <w:pPr>
+        <w:pStyle w:val="a4"/>
+        <w:numPr>
+          <w:ilvl w:val="0"/>
+          <w:numId w:val="24"/>
+        </w:numPr>
+        <w:tabs>
+          <w:tab w:val="left" w:pos="0"/>
+        </w:tabs>
+        <w:suppressAutoHyphens/>
+        <w:ind w:left="0" w:firstLine="709"/>
+        <w:rPr>
+          <w:rFonts w:cs="Times New Roman"/>
+        </w:rPr>
+      </w:pPr>
+      <w:r>
+        <w:rPr>
+          <w:rFonts w:cs="Times New Roman"/>
+        </w:rPr>
+        <w:t>Проведение испытаний, отладки и проверки работоспособности программного продукта.</w:t>
+      </w:r>
+    </w:p>
+    <w:p>
+      <w:pPr>
+        <w:pStyle w:val="a4"/>
+        <w:numPr>
+          <w:ilvl w:val="0"/>
+          <w:numId w:val="24"/>
+        </w:numPr>
+        <w:tabs>
+          <w:tab w:val="left" w:pos="0"/>
+        </w:tabs>
+        <w:suppressAutoHyphens/>
+        <w:ind w:left="0" w:firstLine="709"/>
+        <w:rPr>
+          <w:rFonts w:cs="Times New Roman"/>
+        </w:rPr>
+      </w:pPr>
+      <w:r>
+        <w:rPr>
+          <w:rFonts w:cs="Times New Roman"/>
+        </w:rPr>
+        <w:t>Выполнение расчёта показателей экономической эффективности программного продукта.</w:t>
+      </w:r>
+    </w:p>
+    <w:p>
+      <w:pPr>
+        <w:pStyle w:val="a4"/>
+        <w:numPr>
+          <w:ilvl w:val="0"/>
+          <w:numId w:val="24"/>
+        </w:numPr>
+        <w:tabs>
+          <w:tab w:val="left" w:pos="0"/>
+        </w:tabs>
+        <w:suppressAutoHyphens/>
+        <w:ind w:left="0" w:firstLine="709"/>
+        <w:rPr>
+          <w:rFonts w:cs="Times New Roman"/>
+        </w:rPr>
+      </w:pPr>
+      <w:r>
+        <w:rPr>
+          <w:rFonts w:cs="Times New Roman"/>
+        </w:rPr>
+        <w:t>Подготовка рабочей документации, оформление материалов по техническому сопровождению и эксплуатации программного обеспечения.</w:t>
+      </w:r>
+    </w:p>
+    <w:p>
+      <w:pPr>
+        <w:pStyle w:val="a4"/>
+        <w:numPr>
+          <w:ilvl w:val="0"/>
+          <w:numId w:val="24"/>
+        </w:numPr>
+        <w:tabs>
+          <w:tab w:val="left" w:pos="0"/>
+        </w:tabs>
+        <w:suppressAutoHyphens/>
+        <w:ind w:left="0" w:firstLine="709"/>
+        <w:rPr>
+          <w:rFonts w:cs="Times New Roman"/>
+          <w:szCs w:val="24"/>
+        </w:rPr>
+      </w:pPr>
+      <w:r>
+        <w:rPr>
+          <w:rFonts w:cs="Times New Roman"/>
+        </w:rPr>
+        <w:t>Подготовка портфолио и итоговых материалов в соответствии с содержанием практики.</w:t>
+      </w:r>
     </w:p>
     <w:p>
       <w:pPr>
@@ -2111,18 +2139,6 @@
         </w:rPr>
         <w:t>подпись)</w:t>
       </w:r>
-    </w:p>
-    <w:p>
-      <w:pPr>
-        <w:spacing w:after="160" w:line="259" w:lineRule="auto"/>
-        <w:ind w:firstLine="0"/>
-        <w:jc w:val="left"/>
-        <w:rPr>
-          <w:rFonts w:eastAsiaTheme="majorEastAsia" w:cstheme="majorBidi"/>
-          <w:b/>
-          <w:szCs w:val="32"/>
-        </w:rPr>
-      </w:pPr>
       <w:r>
         <w:br w:type="page"/>
       </w:r>
@@ -8499,7 +8515,6 @@
           <w:rFonts w:cs="Times New Roman"/>
           <w:bCs/>
           <w:szCs w:val="24"/>
-          <w:lang w:val="en-US"/>
         </w:rPr>
       </w:pPr>
     </w:p>
@@ -8533,7 +8548,6 @@
           <w:rFonts w:cs="Times New Roman"/>
           <w:bCs/>
           <w:szCs w:val="24"/>
-          <w:lang w:val="en-US"/>
         </w:rPr>
       </w:pPr>
     </w:p>
@@ -8877,272 +8891,271 @@
     </w:p>
     <w:p>
       <w:pPr>
+        <w:ind w:firstLine="706"/>
+      </w:pPr>
+      <w:r>
+        <w:t>Раздел 2. Анализ предметной области и проектирование структуры системы</w:t>
+      </w:r>
+    </w:p>
+    <w:p>
+      <w:pPr>
+        <w:ind w:firstLine="706"/>
+      </w:pPr>
+      <w:r>
+        <w:t>На втором этапе преддипломной практики был проведен анализ предметной области библиотечного учета и существующих подходов к автоматизации работы библиотек. Основной целью данного этапа являлось определение структуры будущей системы, состава функций и требований к пользовательскому интерфейсу.</w:t>
+      </w:r>
+    </w:p>
+    <w:p>
+      <w:pPr>
+        <w:ind w:firstLine="706"/>
+      </w:pPr>
+      <w:r>
+        <w:t xml:space="preserve">В ходе анализа были изучены процессы хранения информации о книгах, авторах, издательствах, экземплярах, читателях, бронированиях и выдачах. Было установлено, что </w:t>
+      </w:r>
+      <w:r>
+        <w:lastRenderedPageBreak/>
+        <w:t>ручной учет или использование несвязанных таблиц затрудняет поиск актуальных данных, контроль сроков возврата и обработку заявок пользователей.</w:t>
+      </w:r>
+    </w:p>
+    <w:p>
+      <w:pPr>
+        <w:ind w:firstLine="706"/>
+      </w:pPr>
+      <w:r>
+        <w:t>После изучения предметной области были определены основные задачи системы «TopLibrary». Проект должен предоставлять электронный каталог с поиском и фильтрацией, карточки книг с информацией об экземплярах, возможность бронирования, личный кабинет пользователя, историю операций, избранное, отзывы, уведомления и административные инструменты для сотрудников библиотеки.</w:t>
+      </w:r>
+    </w:p>
+    <w:p>
+      <w:pPr>
+        <w:ind w:firstLine="706"/>
+      </w:pPr>
+      <w:r>
+        <w:t>На данном этапе была разработана предварительная структура приложения. В нее вошли основные разделы: главная страница, каталог книг, карточка книги, профиль пользователя, раздел бронирований и выдач, панель библиотекаря, административная панель, настройки, отчеты и модуль уведомлений. Также была определена логика переходов между разделами.</w:t>
+      </w:r>
+    </w:p>
+    <w:p>
+      <w:pPr>
+        <w:ind w:firstLine="706"/>
+      </w:pPr>
+      <w:r>
+        <w:t>Особое внимание уделялось ролевой модели доступа. В системе были выделены роли читателя, редактора-библиотекаря, администратора и супер-администратора. Для каждой роли определялись доступные операции, что позволило заложить основу для безопасного разграничения прав в серверной логике.</w:t>
+      </w:r>
+    </w:p>
+    <w:p>
+      <w:pPr>
+        <w:ind w:firstLine="706"/>
+      </w:pPr>
+      <w:r>
+        <w:t>Дополнительно была разработана инфологическая и даталогическая модель базы данных. В структуру данных вошли сущности пользователей, книг, авторов, издательств, категорий, экземпляров, бронирований, займов, отзывов, избранного, уведомлений, системных настроек и журнала действий.</w:t>
+      </w:r>
+    </w:p>
+    <w:p>
+      <w:pPr>
+        <w:ind w:firstLine="706"/>
+      </w:pPr>
+      <w:r>
+        <w:t>По результатам данного этапа были определены структура системы, состав функциональных модулей, основные пользовательские сценарии и подготовлена основа для дальнейшей разработки веб-приложения «TopLibrary».</w:t>
+      </w:r>
+    </w:p>
+    <w:p>
+      <w:pPr>
+        <w:ind w:firstLine="706"/>
+      </w:pPr>
+      <w:r>
+        <w:t>Раздел 3. Разработка веб-приложения «TopLibrary»</w:t>
+      </w:r>
+    </w:p>
+    <w:p>
+      <w:pPr>
+        <w:ind w:firstLine="706"/>
+      </w:pPr>
+      <w:r>
+        <w:t>На данном этапе преддипломной практики выполнялась непосредственная разработка веб-приложения «TopLibrary» в соответствии с техническим заданием и ранее подготовленной архитектурой. Основной целью этапа являлось создание работоспособной клиент-серверной системы для учета библиотечного фонда.</w:t>
+      </w:r>
+    </w:p>
+    <w:p>
+      <w:pPr>
+        <w:ind w:firstLine="706"/>
+      </w:pPr>
+      <w:r>
+        <w:t>Разработка проекта осуществлялась с использованием Vue 3, Express.js, PostgreSQL, Prisma ORM, MinIO, Docker Compose и Nginx. Для написания программного кода использовалась среда разработки Visual Studio Code. В процессе создания приложения применялись современные подходы к модульной разработке, REST API и адаптивному интерфейсу.</w:t>
+      </w:r>
+    </w:p>
+    <w:p>
+      <w:pPr>
+        <w:ind w:firstLine="706"/>
+      </w:pPr>
+      <w:r>
+        <w:t xml:space="preserve">На начальном этапе была создана серверная часть приложения на Express.js. Были настроены маршруты REST API, middleware для обработки запросов и ошибок, </w:t>
+      </w:r>
+      <w:r>
+        <w:lastRenderedPageBreak/>
+        <w:t>подключение к базе данных PostgreSQL через Prisma ORM, а также базовая структура модулей для работы с пользователями, книгами, экземплярами, бронированиями и выдачами.</w:t>
+      </w:r>
+    </w:p>
+    <w:p>
+      <w:pPr>
+        <w:ind w:firstLine="706"/>
+      </w:pPr>
+      <w:r>
+        <w:t>После этого выполнялось проектирование и создание базы данных. Были описаны модели пользователей, книг, авторов, издательств, категорий, экземпляров, бронирований, займов, отзывов, уведомлений и системных настроек. Особое внимание уделялось связям между сущностями и ограничениям целостности данных.</w:t>
+      </w:r>
+    </w:p>
+    <w:p>
+      <w:pPr>
+        <w:ind w:firstLine="706"/>
+      </w:pPr>
+      <w:r>
+        <w:t>Следующим этапом была реализована клиентская часть на Vue 3. Были разработаны страницы каталога, карточки книги, авторизации, регистрации, личного кабинета, избранного, уведомлений и административных разделов. Интерфейс проектировался адаптивным, чтобы корректно отображаться на персональных компьютерах, планшетах и мобильных устройствах.</w:t>
+      </w:r>
+    </w:p>
+    <w:p>
+      <w:pPr>
+        <w:ind w:firstLine="706"/>
+      </w:pPr>
+      <w:r>
+        <w:t>Особое внимание уделялось реализации основных библиотечных сценариев. В системе были разработаны механизмы поиска и фильтрации книг, добавления изданий в избранное, создания бронирований, оформления выдачи, возврата экземпляров, обработки запросов на продление срока пользования и просмотра истории операций пользователя.</w:t>
+      </w:r>
+    </w:p>
+    <w:p>
+      <w:pPr>
+        <w:ind w:firstLine="706"/>
+      </w:pPr>
+      <w:r>
+        <w:t>Также были реализованы механизмы аутентификации и авторизации. Для входа пользователей применялись JWT-токены, а доступ к функциям системы ограничивался на основе модели RBAC. Читатель получал доступ к каталогу и личному кабинету, редактор-библиотекарь — к операциям с фондом, администратор — к управлению пользователями и настройками, супер-администратор — к расширенному управлению системой.</w:t>
+      </w:r>
+    </w:p>
+    <w:p>
+      <w:pPr>
+        <w:ind w:firstLine="706"/>
+      </w:pPr>
+      <w:r>
+        <w:t>В процессе разработки была подключена система хранения файлов MinIO для обложек книг, аватаров пользователей и логотипа библиотеки. Для упрощения развертывания все компоненты были описаны в Docker Compose, а Nginx использовался как веб-сервер и обратный прокси для публикации приложения.</w:t>
+      </w:r>
+    </w:p>
+    <w:p>
+      <w:pPr>
+        <w:ind w:firstLine="706"/>
+      </w:pPr>
+      <w:r>
+        <w:t>По итогам данного этапа был разработан основной функционал веб-приложения «TopLibrary», реализованы ключевые разделы системы и подготовлена база для последующего тестирования, отладки и оформления документации.</w:t>
+      </w:r>
+    </w:p>
+    <w:p>
+      <w:pPr>
         <w:spacing w:after="160"/>
       </w:pPr>
-      <w:r>
-        <w:t>Раздел 2. Анализ предметной области и проектирование структуры системы</w:t>
+    </w:p>
+    <w:p>
+      <w:pPr>
+        <w:ind w:firstLine="706"/>
+      </w:pPr>
+      <w:r>
+        <w:t>Раздел 4. Тестирование, отладка и проверка работоспособности системы</w:t>
+      </w:r>
+    </w:p>
+    <w:p>
+      <w:pPr>
+        <w:ind w:firstLine="706"/>
+      </w:pPr>
+      <w:r>
+        <w:t>После завершения разработки основных модулей веб-приложения «TopLibrary» был выполнен этап тестирования и отладки программного продукта. Основной целью данного этапа являлась проверка соответствия реализованных функций требованиям технического задания, выявление ошибок и подтверждение стабильной работы системы.</w:t>
+      </w:r>
+    </w:p>
+    <w:p>
+      <w:pPr>
+        <w:ind w:firstLine="706"/>
+      </w:pPr>
+      <w:r>
+        <w:lastRenderedPageBreak/>
+        <w:t>В первую очередь было проведено функциональное тестирование. Проверялись сценарии регистрации и входа пользователя, поиск книг по названию и ISBN, фильтрация каталога, открытие карточки книги, добавление в избранное, создание бронирования, оформление выдачи, возврат экземпляра и просмотр уведомлений.</w:t>
+      </w:r>
+    </w:p>
+    <w:p>
+      <w:pPr>
+        <w:ind w:firstLine="706"/>
+      </w:pPr>
+      <w:r>
+        <w:t>Для административной части были проверены операции добавления и редактирования книг, управления экземплярами, изменения ролей пользователей, обработки бронирований, модерации отзывов, настройки системных параметров и просмотра журнала действий.</w:t>
+      </w:r>
+    </w:p>
+    <w:p>
+      <w:pPr>
+        <w:ind w:firstLine="706"/>
+      </w:pPr>
+      <w:r>
+        <w:t>После функциональных проверок было выполнено структурное тестирование отдельных модулей серверной и клиентской частей. Проверялась корректность работы функций авторизации, ролевого доступа, поиска, создания бронирования, оформления выдачи, возврата книги, обработки уведомлений и взаимодействия с Prisma ORM.</w:t>
+      </w:r>
+    </w:p>
+    <w:p>
+      <w:pPr>
+        <w:ind w:firstLine="706"/>
+      </w:pPr>
+      <w:r>
+        <w:t>Дополнительно проводилось тестирование интерфейса и адаптивности. Проверялось отображение каталога, карточек книг, форм входа, личного кабинета и административной панели на различных разрешениях экрана, а также корректность работы интерфейса в актуальных версиях Google Chrome, Mozilla Firefox, Microsoft Edge и Safari.</w:t>
+      </w:r>
+    </w:p>
+    <w:p>
+      <w:pPr>
+        <w:ind w:firstLine="706"/>
+      </w:pPr>
+      <w:r>
+        <w:t>В ходе тестирования были выявлены и устранены дефекты, связанные с фильтрацией каталога, отображением статусов экземпляров, обработкой прав доступа и поведением некоторых элементов интерфейса при изменении размера окна браузера. Для критичных операций использовалась повторная проверка после исправления ошибок.</w:t>
+      </w:r>
+    </w:p>
+    <w:p>
+      <w:pPr>
+        <w:ind w:firstLine="706"/>
+      </w:pPr>
+      <w:r>
+        <w:t>По результатам тестирования была подтверждена работоспособность основных сценариев веб-приложения «TopLibrary». Система корректно выполняла авторизацию, поиск книг, бронирование, выдачу, возврат, работу с личным кабинетом, административные операции и отображение уведомлений.</w:t>
       </w:r>
     </w:p>
     <w:p>
       <w:pPr>
         <w:spacing w:after="160"/>
-      </w:pPr>
-      <w:r>
-        <w:t>На втором этапе преддипломной практики был проведен анализ предметной области библиотечного учета и существующих подходов к автоматизации работы библиотек. Основной целью данного этапа являлось определение структуры будущей системы, состава функций и требований к пользовательскому интерфейсу.</w:t>
-      </w:r>
-    </w:p>
-    <w:p>
-      <w:pPr>
-        <w:spacing w:after="160"/>
+        <w:ind w:firstLine="0"/>
+        <w:rPr>
+          <w:lang w:val="en-US"/>
+        </w:rPr>
+      </w:pPr>
+    </w:p>
+    <w:p>
+      <w:pPr>
+        <w:ind w:firstLine="706"/>
+      </w:pPr>
+      <w:r>
+        <w:t>Раздел 5. Подготовка документации и итоговая проверка</w:t>
+      </w:r>
+    </w:p>
+    <w:p>
+      <w:pPr>
+        <w:ind w:firstLine="706"/>
+      </w:pPr>
+      <w:r>
+        <w:t>На заключительном этапе преддипломной практики выполнялась подготовка итоговой документации и завершающая проверка разработанного веб-приложения «TopLibrary». Основной задачей данного этапа являлось оформление результатов выполненной работы и подготовка материалов для выпускной квалификационной работы.</w:t>
+      </w:r>
+    </w:p>
+    <w:p>
+      <w:pPr>
+        <w:ind w:firstLine="706"/>
+      </w:pPr>
+      <w:r>
+        <w:t>В процессе выполнения этапа была подготовлена документация, содержащая описание структуры проекта, выбранных технологий, архитектуры приложения, модели базы данных, основных модулей, пользовательских сценариев и результатов тестирования программного продукта.</w:t>
+      </w:r>
+    </w:p>
+    <w:p>
+      <w:pPr>
+        <w:ind w:firstLine="706"/>
       </w:pPr>
       <w:r>
         <w:lastRenderedPageBreak/>
-        <w:t>В ходе анализа были изучены процессы хранения информации о книгах, авторах, издательствах, экземплярах, читателях, бронированиях и выдачах. Было установлено, что ручной учет или использование несвязанных таблиц затрудняет поиск актуальных данных, контроль сроков возврата и обработку заявок пользователей.</w:t>
-      </w:r>
-    </w:p>
-    <w:p>
-      <w:pPr>
-        <w:spacing w:after="160"/>
-      </w:pPr>
-      <w:r>
-        <w:t>После изучения предметной области были определены основные задачи системы «TopLibrary». Проект должен предоставлять электронный каталог с поиском и фильтрацией, карточки книг с информацией об экземплярах, возможность бронирования, личный кабинет пользователя, историю операций, избранное, отзывы, уведомления и административные инструменты для сотрудников библиотеки.</w:t>
-      </w:r>
-    </w:p>
-    <w:p>
-      <w:pPr>
-        <w:spacing w:after="160"/>
-      </w:pPr>
-      <w:r>
-        <w:t>На данном этапе была разработана предварительная структура приложения. В нее вошли основные разделы: главная страница, каталог книг, карточка книги, профиль пользователя, раздел бронирований и выдач, панель библиотекаря, административная панель, настройки, отчеты и модуль уведомлений. Также была определена логика переходов между разделами.</w:t>
-      </w:r>
-    </w:p>
-    <w:p>
-      <w:pPr>
-        <w:spacing w:after="160"/>
-      </w:pPr>
-      <w:r>
-        <w:t>Особое внимание уделялось ролевой модели доступа. В системе были выделены роли читателя, редактора-библиотекаря, администратора и супер-администратора. Для каждой роли определялись доступные операции, что позволило заложить основу для безопасного разграничения прав в серверной логике.</w:t>
-      </w:r>
-    </w:p>
-    <w:p>
-      <w:pPr>
-        <w:spacing w:after="160"/>
-      </w:pPr>
-      <w:r>
-        <w:t>Дополнительно была разработана инфологическая и даталогическая модель базы данных. В структуру данных вошли сущности пользователей, книг, авторов, издательств, категорий, экземпляров, бронирований, займов, отзывов, избранного, уведомлений, системных настроек и журнала действий.</w:t>
-      </w:r>
-    </w:p>
-    <w:p>
-      <w:pPr>
-        <w:spacing w:after="160"/>
-      </w:pPr>
-      <w:r>
-        <w:t>По результатам данного этапа были определены структура системы, состав функциональных модулей, основные пользовательские сценарии и подготовлена основа для дальнейшей разработки веб-приложения «TopLibrary».</w:t>
-      </w:r>
-    </w:p>
-    <w:p>
-      <w:pPr>
-        <w:spacing w:after="160"/>
-      </w:pPr>
-      <w:r>
-        <w:t>Раздел 3. Разработка веб-приложения «TopLibrary»</w:t>
-      </w:r>
-    </w:p>
-    <w:p>
-      <w:pPr>
-        <w:spacing w:after="160"/>
-      </w:pPr>
-      <w:r>
-        <w:t>На данном этапе преддипломной практики выполнялась непосредственная разработка веб-приложения «TopLibrary» в соответствии с техническим заданием и ранее подготовленной архитектурой. Основной целью этапа являлось создание работоспособной клиент-серверной системы для учета библиотечного фонда.</w:t>
-      </w:r>
-    </w:p>
-    <w:p>
-      <w:pPr>
-        <w:spacing w:after="160"/>
-      </w:pPr>
-      <w:r>
-        <w:t xml:space="preserve">Разработка проекта осуществлялась с использованием Vue 3, Express.js, PostgreSQL, Prisma ORM, MinIO, Docker Compose и Nginx. Для написания программного кода </w:t>
-      </w:r>
-      <w:r>
-        <w:lastRenderedPageBreak/>
-        <w:t>использовалась среда разработки Visual Studio Code. В процессе создания приложения применялись современные подходы к модульной разработке, REST API и адаптивному интерфейсу.</w:t>
-      </w:r>
-    </w:p>
-    <w:p>
-      <w:pPr>
-        <w:spacing w:after="160"/>
-      </w:pPr>
-      <w:r>
-        <w:t>На начальном этапе была создана серверная часть приложения на Express.js. Были настроены маршруты REST API, middleware для обработки запросов и ошибок, подключение к базе данных PostgreSQL через Prisma ORM, а также базовая структура модулей для работы с пользователями, книгами, экземплярами, бронированиями и выдачами.</w:t>
-      </w:r>
-    </w:p>
-    <w:p>
-      <w:pPr>
-        <w:spacing w:after="160"/>
-      </w:pPr>
-      <w:r>
-        <w:t>После этого выполнялось проектирование и создание базы данных. Были описаны модели пользователей, книг, авторов, издательств, категорий, экземпляров, бронирований, займов, отзывов, уведомлений и системных настроек. Особое внимание уделялось связям между сущностями и ограничениям целостности данных.</w:t>
-      </w:r>
-    </w:p>
-    <w:p>
-      <w:pPr>
-        <w:spacing w:after="160"/>
-      </w:pPr>
-      <w:r>
-        <w:t>Следующим этапом была реализована клиентская часть на Vue 3. Были разработаны страницы каталога, карточки книги, авторизации, регистрации, личного кабинета, избранного, уведомлений и административных разделов. Интерфейс проектировался адаптивным, чтобы корректно отображаться на персональных компьютерах, планшетах и мобильных устройствах.</w:t>
-      </w:r>
-    </w:p>
-    <w:p>
-      <w:pPr>
-        <w:spacing w:after="160"/>
-      </w:pPr>
-      <w:r>
-        <w:t>Особое внимание уделялось реализации основных библиотечных сценариев. В системе были разработаны механизмы поиска и фильтрации книг, добавления изданий в избранное, создания бронирований, оформления выдачи, возврата экземпляров, обработки запросов на продление срока пользования и просмотра истории операций пользователя.</w:t>
-      </w:r>
-    </w:p>
-    <w:p>
-      <w:pPr>
-        <w:spacing w:after="160"/>
-      </w:pPr>
-      <w:r>
-        <w:t>Также были реализованы механизмы аутентификации и авторизации. Для входа пользователей применялись JWT-токены, а доступ к функциям системы ограничивался на основе модели RBAC. Читатель получал доступ к каталогу и личному кабинету, редактор-библиотекарь — к операциям с фондом, администратор — к управлению пользователями и настройками, супер-администратор — к расширенному управлению системой.</w:t>
-      </w:r>
-    </w:p>
-    <w:p>
-      <w:pPr>
-        <w:spacing w:after="160"/>
-      </w:pPr>
-      <w:r>
-        <w:t>В процессе разработки была подключена система хранения файлов MinIO для обложек книг, аватаров пользователей и логотипа библиотеки. Для упрощения развертывания все компоненты были описаны в Docker Compose, а Nginx использовался как веб-сервер и обратный прокси для публикации приложения.</w:t>
-      </w:r>
-    </w:p>
-    <w:p>
-      <w:pPr>
-        <w:spacing w:after="160"/>
-      </w:pPr>
-      <w:r>
-        <w:lastRenderedPageBreak/>
-        <w:t>По итогам данного этапа был разработан основной функционал веб-приложения «TopLibrary», реализованы ключевые разделы системы и подготовлена база для последующего тестирования, отладки и оформления документации.</w:t>
-      </w:r>
-    </w:p>
-    <w:p>
-      <w:pPr>
-        <w:spacing w:after="160"/>
-      </w:pPr>
-    </w:p>
-    <w:p>
-      <w:pPr>
-        <w:spacing w:after="160"/>
-      </w:pPr>
-      <w:r>
-        <w:t>Раздел 4. Тестирование, отладка и проверка работоспособности системы</w:t>
-      </w:r>
-    </w:p>
-    <w:p>
-      <w:pPr>
-        <w:spacing w:after="160"/>
-      </w:pPr>
-      <w:r>
-        <w:t>После завершения разработки основных модулей веб-приложения «TopLibrary» был выполнен этап тестирования и отладки программного продукта. Основной целью данного этапа являлась проверка соответствия реализованных функций требованиям технического задания, выявление ошибок и подтверждение стабильной работы системы.</w:t>
-      </w:r>
-    </w:p>
-    <w:p>
-      <w:pPr>
-        <w:spacing w:after="160"/>
-      </w:pPr>
-      <w:r>
-        <w:t>В первую очередь было проведено функциональное тестирование. Проверялись сценарии регистрации и входа пользователя, поиск книг по названию и ISBN, фильтрация каталога, открытие карточки книги, добавление в избранное, создание бронирования, оформление выдачи, возврат экземпляра и просмотр уведомлений.</w:t>
-      </w:r>
-    </w:p>
-    <w:p>
-      <w:pPr>
-        <w:spacing w:after="160"/>
-      </w:pPr>
-      <w:r>
-        <w:t>Для административной части были проверены операции добавления и редактирования книг, управления экземплярами, изменения ролей пользователей, обработки бронирований, модерации отзывов, настройки системных параметров и просмотра журнала действий.</w:t>
-      </w:r>
-    </w:p>
-    <w:p>
-      <w:pPr>
-        <w:spacing w:after="160"/>
-      </w:pPr>
-      <w:r>
-        <w:t>После функциональных проверок было выполнено структурное тестирование отдельных модулей серверной и клиентской частей. Проверялась корректность работы функций авторизации, ролевого доступа, поиска, создания бронирования, оформления выдачи, возврата книги, обработки уведомлений и взаимодействия с Prisma ORM.</w:t>
-      </w:r>
-    </w:p>
-    <w:p>
-      <w:pPr>
-        <w:spacing w:after="160"/>
-      </w:pPr>
-      <w:r>
-        <w:t>Дополнительно проводилось тестирование интерфейса и адаптивности. Проверялось отображение каталога, карточек книг, форм входа, личного кабинета и административной панели на различных разрешениях экрана, а также корректность работы интерфейса в актуальных версиях Google Chrome, Mozilla Firefox, Microsoft Edge и Safari.</w:t>
-      </w:r>
-    </w:p>
-    <w:p>
-      <w:pPr>
-        <w:spacing w:after="160"/>
-      </w:pPr>
-      <w:r>
-        <w:t>В ходе тестирования были выявлены и устранены дефекты, связанные с фильтрацией каталога, отображением статусов экземпляров, обработкой прав доступа и поведением некоторых элементов интерфейса при изменении размера окна браузера. Для критичных операций использовалась повторная проверка после исправления ошибок.</w:t>
-      </w:r>
-    </w:p>
-    <w:p>
-      <w:pPr>
-        <w:spacing w:after="160"/>
-      </w:pPr>
-      <w:r>
-        <w:t xml:space="preserve">По результатам тестирования была подтверждена работоспособность основных сценариев веб-приложения «TopLibrary». Система корректно выполняла авторизацию, </w:t>
-      </w:r>
-      <w:r>
-        <w:lastRenderedPageBreak/>
-        <w:t>поиск книг, бронирование, выдачу, возврат, работу с личным кабинетом, административные операции и отображение уведомлений.</w:t>
-      </w:r>
-    </w:p>
-    <w:p>
-      <w:pPr>
-        <w:spacing w:after="160"/>
-      </w:pPr>
-    </w:p>
-    <w:p>
-      <w:pPr>
-        <w:spacing w:after="160"/>
-      </w:pPr>
-    </w:p>
-    <w:p>
-      <w:pPr>
-        <w:spacing w:after="160"/>
-      </w:pPr>
-      <w:r>
-        <w:t>Раздел 5. Подготовка документации и итоговая проверка</w:t>
-      </w:r>
-    </w:p>
-    <w:p>
-      <w:pPr>
-        <w:spacing w:after="160"/>
-      </w:pPr>
-      <w:r>
-        <w:t>На заключительном этапе преддипломной практики выполнялась подготовка итоговой документации и завершающая проверка разработанного веб-приложения «TopLibrary». Основной задачей данного этапа являлось оформление результатов выполненной работы и подготовка материалов для выпускной квалификационной работы.</w:t>
-      </w:r>
-    </w:p>
-    <w:p>
-      <w:pPr>
-        <w:spacing w:after="160"/>
-      </w:pPr>
-      <w:r>
-        <w:t>В процессе выполнения этапа была подготовлена документация, содержащая описание структуры проекта, выбранных технологий, архитектуры приложения, модели базы данных, основных модулей, пользовательских сценариев и результатов тестирования программного продукта.</w:t>
-      </w:r>
-    </w:p>
-    <w:p>
-      <w:pPr>
-        <w:spacing w:after="160"/>
-      </w:pPr>
-      <w:r>
         <w:t>Дополнительно проводилась итоговая проверка соответствия веб-приложения техническому заданию. Выполнялся анализ корректности работы всех основных разделов, проверялись роли пользователей, доступность административных функций, обработка данных, работа файлового хранилища MinIO и корректность запуска компонентов через Docker Compose.</w:t>
       </w:r>
     </w:p>
     <w:p>
       <w:pPr>
-        <w:spacing w:after="160"/>
+        <w:ind w:firstLine="706"/>
       </w:pPr>
       <w:r>
         <w:t>Особое внимание уделялось подготовке руководства системного программиста и руководства оператора. В документации были описаны требования к серверному окружению, настройка Docker Compose, Nginx, PostgreSQL и MinIO, порядок запуска приложения, а также действия читателя, библиотекаря и администратора при работе с системой.</w:t>
@@ -9150,7 +9163,7 @@
     </w:p>
     <w:p>
       <w:pPr>
-        <w:spacing w:after="160"/>
+        <w:ind w:firstLine="706"/>
       </w:pPr>
       <w:r>
         <w:t>В ходе заключительной проверки были выполнены финальные исправления, связанные с оформлением интерфейса, уточнением текстовых сообщений и проверкой демонстрационных данных. После завершения всех работ проект был подготовлен к представлению в рамках выпускной квалификационной работы.</w:t>
@@ -9158,113 +9171,10 @@
     </w:p>
     <w:p>
       <w:pPr>
-        <w:spacing w:after="160"/>
-        <w:rPr>
-          <w:rFonts w:eastAsiaTheme="majorEastAsia" w:cstheme="majorBidi"/>
-          <w:b/>
-          <w:szCs w:val="32"/>
-        </w:rPr>
+        <w:ind w:firstLine="706"/>
       </w:pPr>
       <w:r>
         <w:t>По итогам данного этапа был сформирован комплект отчетных материалов, подготовлен итоговый отчет по практике и завершена работа над проектом «TopLibrary» в рамках преддипломной практики.</w:t>
-      </w:r>
-    </w:p>
-    <w:p>
-      <w:pPr>
-        <w:pStyle w:val="1"/>
-      </w:pPr>
-      <w:bookmarkStart w:id="10" w:name="_Toc230006209"/>
-      <w:r>
-        <w:lastRenderedPageBreak/>
-        <w:t>ИТОГИ ПРАКТИКИ</w:t>
-      </w:r>
-      <w:bookmarkEnd w:id="10"/>
-    </w:p>
-    <w:p/>
-    <w:p>
-      <w:pPr>
-        <w:spacing w:after="160"/>
-        <w:ind w:right="-1"/>
-        <w:rPr>
-          <w:rFonts w:cs="Times New Roman"/>
-          <w:szCs w:val="24"/>
-        </w:rPr>
-      </w:pPr>
-      <w:r>
-        <w:rPr>
-          <w:rFonts w:cs="Times New Roman"/>
-          <w:szCs w:val="24"/>
-        </w:rPr>
-        <w:t>В ходе прохождения преддипломной практики была выполнена работа по проектированию и разработке веб-приложения «TopLibrary» — информационной системы учета библиотечного фонда. В процессе работы были изучены особенности предметной области, проведен анализ существующих процессов библиотечного учета и определены основные требования к разрабатываемой системе.</w:t>
-      </w:r>
-    </w:p>
-    <w:p>
-      <w:pPr>
-        <w:spacing w:after="160"/>
-        <w:ind w:right="-1"/>
-        <w:rPr>
-          <w:rFonts w:cs="Times New Roman"/>
-          <w:szCs w:val="24"/>
-        </w:rPr>
-      </w:pPr>
-      <w:r>
-        <w:rPr>
-          <w:rFonts w:cs="Times New Roman"/>
-          <w:szCs w:val="24"/>
-        </w:rPr>
-        <w:t>В рамках практики была разработана структура приложения, спроектирована база данных и реализованы основные разделы: электронный каталог книг, карточка книги, личный кабинет, избранное, бронирования, выдачи, возвраты, отзывы, уведомления, панель библиотекаря, административная панель, настройки и отчеты.</w:t>
-      </w:r>
-    </w:p>
-    <w:p>
-      <w:pPr>
-        <w:spacing w:after="160"/>
-        <w:ind w:right="-1"/>
-        <w:rPr>
-          <w:rFonts w:cs="Times New Roman"/>
-          <w:szCs w:val="24"/>
-        </w:rPr>
-      </w:pPr>
-      <w:r>
-        <w:rPr>
-          <w:rFonts w:cs="Times New Roman"/>
-          <w:szCs w:val="24"/>
-        </w:rPr>
-        <w:t>При разработке проекта использовались технологии Vue 3, Express.js, PostgreSQL, Prisma ORM, MinIO, Docker Compose и Nginx. В ходе выполнения практических заданий были получены навыки проектирования клиент-серверных веб-приложений, разработки REST API, создания адаптивного интерфейса, проектирования баз данных и настройки контейнеризированного окружения.</w:t>
-      </w:r>
-    </w:p>
-    <w:p>
-      <w:pPr>
-        <w:spacing w:after="160"/>
-        <w:ind w:right="-1"/>
-        <w:rPr>
-          <w:rFonts w:cs="Times New Roman"/>
-          <w:szCs w:val="24"/>
-        </w:rPr>
-      </w:pPr>
-      <w:r>
-        <w:rPr>
-          <w:rFonts w:cs="Times New Roman"/>
-          <w:szCs w:val="24"/>
-        </w:rPr>
-        <w:t>Дополнительно были выполнены функциональное и структурное тестирование, проверка ролевого разграничения доступа, тестирование интерфейса и устранение выявленных ошибок. Проведенная работа позволила закрепить теоретические знания и получить практический опыт в области разработки информационных систем.</w:t>
-      </w:r>
-    </w:p>
-    <w:p>
-      <w:pPr>
-        <w:spacing w:after="160"/>
-        <w:ind w:right="-1"/>
-        <w:rPr>
-          <w:rFonts w:cs="Times New Roman"/>
-          <w:szCs w:val="24"/>
-          <w:lang w:val="en-US"/>
-        </w:rPr>
-      </w:pPr>
-      <w:r>
-        <w:rPr>
-          <w:rFonts w:cs="Times New Roman"/>
-          <w:szCs w:val="24"/>
-        </w:rPr>
-        <w:t>По результатам преддипломной практики поставленные задачи были выполнены в полном объеме, а разработанное веб-приложение «TopLibrary» подготовлено для дальнейшего использования и представления в рамках выпускной квалификационной работы.</w:t>
       </w:r>
     </w:p>
     <w:p>
@@ -9273,16 +9183,119 @@
         <w:ind w:firstLine="0"/>
         <w:jc w:val="left"/>
         <w:rPr>
-          <w:rFonts w:cs="Times New Roman"/>
-          <w:szCs w:val="24"/>
           <w:lang w:val="en-US"/>
         </w:rPr>
       </w:pPr>
       <w:r>
-        <w:rPr>
-          <w:rFonts w:cs="Times New Roman"/>
-          <w:szCs w:val="24"/>
-          <w:lang w:val="en-US"/>
+        <w:br w:type="page"/>
+      </w:r>
+    </w:p>
+    <w:p>
+      <w:pPr>
+        <w:pStyle w:val="1"/>
+      </w:pPr>
+      <w:bookmarkStart w:id="10" w:name="_Toc230006209"/>
+      <w:r>
+        <w:lastRenderedPageBreak/>
+        <w:t>ИТОГИ ПРАКТИКИ</w:t>
+      </w:r>
+      <w:bookmarkEnd w:id="10"/>
+    </w:p>
+    <w:p/>
+    <w:p>
+      <w:pPr>
+        <w:ind w:firstLine="706"/>
+        <w:rPr>
+          <w:rFonts w:cs="Times New Roman"/>
+          <w:szCs w:val="24"/>
+        </w:rPr>
+      </w:pPr>
+      <w:r>
+        <w:rPr>
+          <w:rFonts w:cs="Times New Roman"/>
+          <w:szCs w:val="24"/>
+        </w:rPr>
+        <w:t>В ходе прохождения преддипломной практики была выполнена работа по проектированию и разработке веб-приложения «TopLibrary» — информационной системы учета библиотечного фонда. В процессе работы были изучены особенности предметной области, проведен анализ существующих процессов библиотечного учета и определены основные требования к разрабатываемой системе.</w:t>
+      </w:r>
+    </w:p>
+    <w:p>
+      <w:pPr>
+        <w:ind w:firstLine="706"/>
+        <w:rPr>
+          <w:rFonts w:cs="Times New Roman"/>
+          <w:szCs w:val="24"/>
+        </w:rPr>
+      </w:pPr>
+      <w:r>
+        <w:rPr>
+          <w:rFonts w:cs="Times New Roman"/>
+          <w:szCs w:val="24"/>
+        </w:rPr>
+        <w:t>В рамках практики была разработана структура приложения, спроектирована база данных и реализованы основные разделы: электронный каталог книг, карточка книги, личный кабинет, избранное, бронирования, выдачи, возвраты, отзывы, уведомления, панель библиотекаря, административная панель, настройки и отчеты.</w:t>
+      </w:r>
+    </w:p>
+    <w:p>
+      <w:pPr>
+        <w:ind w:firstLine="706"/>
+        <w:rPr>
+          <w:rFonts w:cs="Times New Roman"/>
+          <w:szCs w:val="24"/>
+        </w:rPr>
+      </w:pPr>
+      <w:r>
+        <w:rPr>
+          <w:rFonts w:cs="Times New Roman"/>
+          <w:szCs w:val="24"/>
+        </w:rPr>
+        <w:t>При разработке проекта использовались технологии Vue 3, Express.js, PostgreSQL, Prisma ORM, MinIO, Docker Compose и Nginx. В ходе выполнения практических заданий были получены навыки проектирования клиент-серверных веб-приложений, разработки REST API, создания адаптивного интерфейса, проектирования баз данных и настройки контейнеризированного окружения.</w:t>
+      </w:r>
+    </w:p>
+    <w:p>
+      <w:pPr>
+        <w:ind w:firstLine="706"/>
+        <w:rPr>
+          <w:rFonts w:cs="Times New Roman"/>
+          <w:szCs w:val="24"/>
+        </w:rPr>
+      </w:pPr>
+      <w:r>
+        <w:rPr>
+          <w:rFonts w:cs="Times New Roman"/>
+          <w:szCs w:val="24"/>
+        </w:rPr>
+        <w:t>Дополнительно были выполнены функциональное и структурное тестирование, проверка ролевого разграничения доступа, тестирование интерфейса и устранение выявленных ошибок. Проведенная работа позволила закрепить теоретические знания и получить практический опыт в области разработки информационных систем.</w:t>
+      </w:r>
+    </w:p>
+    <w:p>
+      <w:pPr>
+        <w:ind w:firstLine="706"/>
+        <w:rPr>
+          <w:rFonts w:cs="Times New Roman"/>
+          <w:szCs w:val="24"/>
+        </w:rPr>
+      </w:pPr>
+      <w:r>
+        <w:rPr>
+          <w:rFonts w:cs="Times New Roman"/>
+          <w:szCs w:val="24"/>
+        </w:rPr>
+        <w:t>По результатам преддипломной практики поставленные задачи были выполнены в полном объеме, а разработанное веб-приложение «TopLibrary» подготовлено для дальнейшего использования и представления в рамках выпускной квалификационной работы.</w:t>
+      </w:r>
+    </w:p>
+    <w:p>
+      <w:pPr>
+        <w:spacing w:after="160" w:line="259" w:lineRule="auto"/>
+        <w:ind w:firstLine="0"/>
+        <w:jc w:val="left"/>
+        <w:rPr>
+          <w:rFonts w:cs="Times New Roman"/>
+          <w:szCs w:val="24"/>
+        </w:rPr>
+      </w:pPr>
+      <w:r>
+        <w:rPr>
+          <w:rFonts w:cs="Times New Roman"/>
+          <w:szCs w:val="24"/>
         </w:rPr>
         <w:br w:type="page"/>
       </w:r>
@@ -9538,6 +9551,7 @@
     </w:p>
     <w:p>
       <w:pPr>
+        <w:ind w:firstLine="706"/>
         <w:rPr>
           <w:rFonts w:cs="Times New Roman"/>
         </w:rPr>
@@ -9551,6 +9565,7 @@
     </w:p>
     <w:p>
       <w:pPr>
+        <w:ind w:firstLine="706"/>
         <w:rPr>
           <w:rFonts w:cs="Times New Roman"/>
         </w:rPr>
@@ -9564,6 +9579,7 @@
     </w:p>
     <w:p>
       <w:pPr>
+        <w:ind w:firstLine="706"/>
         <w:rPr>
           <w:rFonts w:cs="Times New Roman"/>
         </w:rPr>
@@ -9577,6 +9593,7 @@
     </w:p>
     <w:p>
       <w:pPr>
+        <w:ind w:firstLine="706"/>
         <w:rPr>
           <w:rFonts w:cs="Times New Roman"/>
         </w:rPr>
@@ -9590,6 +9607,7 @@
     </w:p>
     <w:p>
       <w:pPr>
+        <w:ind w:firstLine="706"/>
         <w:rPr>
           <w:rFonts w:cs="Times New Roman"/>
         </w:rPr>
@@ -9895,7 +9913,6 @@
           <w:b/>
           <w:bCs/>
           <w:szCs w:val="24"/>
-          <w:lang w:val="en-US"/>
         </w:rPr>
       </w:pPr>
       <w:r>
@@ -9911,6 +9928,7 @@
     <w:p>
       <w:pPr>
         <w:suppressAutoHyphens/>
+        <w:ind w:firstLine="706"/>
         <w:rPr>
           <w:rFonts w:cs="Times New Roman"/>
         </w:rPr>
@@ -9925,6 +9943,7 @@
     <w:p>
       <w:pPr>
         <w:suppressAutoHyphens/>
+        <w:ind w:firstLine="706"/>
         <w:rPr>
           <w:rFonts w:cs="Times New Roman"/>
         </w:rPr>
@@ -9939,6 +9958,7 @@
     <w:p>
       <w:pPr>
         <w:suppressAutoHyphens/>
+        <w:ind w:firstLine="706"/>
         <w:rPr>
           <w:rFonts w:cs="Times New Roman"/>
         </w:rPr>
@@ -9953,6 +9973,7 @@
     <w:p>
       <w:pPr>
         <w:suppressAutoHyphens/>
+        <w:ind w:firstLine="706"/>
         <w:rPr>
           <w:rFonts w:cs="Times New Roman"/>
         </w:rPr>
@@ -9967,9 +9988,9 @@
     <w:p>
       <w:pPr>
         <w:suppressAutoHyphens/>
-        <w:rPr>
-          <w:rFonts w:cs="Times New Roman"/>
-          <w:lang w:val="en-US"/>
+        <w:ind w:firstLine="706"/>
+        <w:rPr>
+          <w:rFonts w:cs="Times New Roman"/>
         </w:rPr>
       </w:pPr>
       <w:r>
@@ -9982,11 +10003,11 @@
     <w:p>
       <w:pPr>
         <w:suppressAutoHyphens/>
+        <w:ind w:firstLine="706"/>
         <w:rPr>
           <w:rFonts w:cs="Times New Roman"/>
           <w:bCs/>
           <w:szCs w:val="24"/>
-          <w:lang w:val="en-US"/>
         </w:rPr>
       </w:pPr>
     </w:p>
@@ -11699,6 +11720,95 @@
     </w:lvl>
   </w:abstractNum>
   <w:abstractNum w:abstractNumId="16" w15:restartNumberingAfterBreak="0">
+    <w:nsid w:val="58FF0332"/>
+    <w:multiLevelType w:val="hybridMultilevel"/>
+    <w:tmpl w:val="F782CDDC"/>
+    <w:lvl w:ilvl="0" w:tplc="220ECD00">
+      <w:start w:val="1"/>
+      <w:numFmt w:val="decimal"/>
+      <w:lvlText w:val="%1."/>
+      <w:lvlJc w:val="left"/>
+      <w:pPr>
+        <w:ind w:left="644" w:hanging="360"/>
+      </w:pPr>
+      <w:rPr>
+        <w:rFonts w:hint="default"/>
+      </w:rPr>
+    </w:lvl>
+    <w:lvl w:ilvl="1" w:tplc="04190019" w:tentative="1">
+      <w:start w:val="1"/>
+      <w:numFmt w:val="lowerLetter"/>
+      <w:lvlText w:val="%2."/>
+      <w:lvlJc w:val="left"/>
+      <w:pPr>
+        <w:ind w:left="1364" w:hanging="360"/>
+      </w:pPr>
+    </w:lvl>
+    <w:lvl w:ilvl="2" w:tplc="0419001B" w:tentative="1">
+      <w:start w:val="1"/>
+      <w:numFmt w:val="lowerRoman"/>
+      <w:lvlText w:val="%3."/>
+      <w:lvlJc w:val="right"/>
+      <w:pPr>
+        <w:ind w:left="2084" w:hanging="180"/>
+      </w:pPr>
+    </w:lvl>
+    <w:lvl w:ilvl="3" w:tplc="0419000F" w:tentative="1">
+      <w:start w:val="1"/>
+      <w:numFmt w:val="decimal"/>
+      <w:lvlText w:val="%4."/>
+      <w:lvlJc w:val="left"/>
+      <w:pPr>
+        <w:ind w:left="2804" w:hanging="360"/>
+      </w:pPr>
+    </w:lvl>
+    <w:lvl w:ilvl="4" w:tplc="04190019" w:tentative="1">
+      <w:start w:val="1"/>
+      <w:numFmt w:val="lowerLetter"/>
+      <w:lvlText w:val="%5."/>
+      <w:lvlJc w:val="left"/>
+      <w:pPr>
+        <w:ind w:left="3524" w:hanging="360"/>
+      </w:pPr>
+    </w:lvl>
+    <w:lvl w:ilvl="5" w:tplc="0419001B" w:tentative="1">
+      <w:start w:val="1"/>
+      <w:numFmt w:val="lowerRoman"/>
+      <w:lvlText w:val="%6."/>
+      <w:lvlJc w:val="right"/>
+      <w:pPr>
+        <w:ind w:left="4244" w:hanging="180"/>
+      </w:pPr>
+    </w:lvl>
+    <w:lvl w:ilvl="6" w:tplc="0419000F" w:tentative="1">
+      <w:start w:val="1"/>
+      <w:numFmt w:val="decimal"/>
+      <w:lvlText w:val="%7."/>
+      <w:lvlJc w:val="left"/>
+      <w:pPr>
+        <w:ind w:left="4964" w:hanging="360"/>
+      </w:pPr>
+    </w:lvl>
+    <w:lvl w:ilvl="7" w:tplc="04190019" w:tentative="1">
+      <w:start w:val="1"/>
+      <w:numFmt w:val="lowerLetter"/>
+      <w:lvlText w:val="%8."/>
+      <w:lvlJc w:val="left"/>
+      <w:pPr>
+        <w:ind w:left="5684" w:hanging="360"/>
+      </w:pPr>
+    </w:lvl>
+    <w:lvl w:ilvl="8" w:tplc="0419001B" w:tentative="1">
+      <w:start w:val="1"/>
+      <w:numFmt w:val="lowerRoman"/>
+      <w:lvlText w:val="%9."/>
+      <w:lvlJc w:val="right"/>
+      <w:pPr>
+        <w:ind w:left="6404" w:hanging="180"/>
+      </w:pPr>
+    </w:lvl>
+  </w:abstractNum>
+  <w:abstractNum w:abstractNumId="17" w15:restartNumberingAfterBreak="0">
     <w:nsid w:val="5A2B69B9"/>
     <w:multiLevelType w:val="hybridMultilevel"/>
     <w:tmpl w:val="40A45928"/>
@@ -11787,7 +11897,7 @@
       </w:pPr>
     </w:lvl>
   </w:abstractNum>
-  <w:abstractNum w:abstractNumId="17" w15:restartNumberingAfterBreak="0">
+  <w:abstractNum w:abstractNumId="18" w15:restartNumberingAfterBreak="0">
     <w:nsid w:val="626D3B50"/>
     <w:multiLevelType w:val="hybridMultilevel"/>
     <w:tmpl w:val="A7143B34"/>
@@ -11876,7 +11986,7 @@
       </w:pPr>
     </w:lvl>
   </w:abstractNum>
-  <w:abstractNum w:abstractNumId="18" w15:restartNumberingAfterBreak="0">
+  <w:abstractNum w:abstractNumId="19" w15:restartNumberingAfterBreak="0">
     <w:nsid w:val="68223231"/>
     <w:multiLevelType w:val="hybridMultilevel"/>
     <w:tmpl w:val="61BCFB38"/>
@@ -11989,7 +12099,7 @@
       </w:rPr>
     </w:lvl>
   </w:abstractNum>
-  <w:abstractNum w:abstractNumId="19" w15:restartNumberingAfterBreak="0">
+  <w:abstractNum w:abstractNumId="20" w15:restartNumberingAfterBreak="0">
     <w:nsid w:val="6D7A29E8"/>
     <w:multiLevelType w:val="hybridMultilevel"/>
     <w:tmpl w:val="6B925716"/>
@@ -12078,7 +12188,7 @@
       </w:pPr>
     </w:lvl>
   </w:abstractNum>
-  <w:abstractNum w:abstractNumId="20" w15:restartNumberingAfterBreak="0">
+  <w:abstractNum w:abstractNumId="21" w15:restartNumberingAfterBreak="0">
     <w:nsid w:val="78DB3AF7"/>
     <w:multiLevelType w:val="hybridMultilevel"/>
     <w:tmpl w:val="FB3A7360"/>
@@ -12167,7 +12277,7 @@
       </w:pPr>
     </w:lvl>
   </w:abstractNum>
-  <w:abstractNum w:abstractNumId="21" w15:restartNumberingAfterBreak="0">
+  <w:abstractNum w:abstractNumId="22" w15:restartNumberingAfterBreak="0">
     <w:nsid w:val="7AE152CC"/>
     <w:multiLevelType w:val="hybridMultilevel"/>
     <w:tmpl w:val="3626C718"/>
@@ -12253,7 +12363,7 @@
       </w:pPr>
     </w:lvl>
   </w:abstractNum>
-  <w:abstractNum w:abstractNumId="22" w15:restartNumberingAfterBreak="0">
+  <w:abstractNum w:abstractNumId="23" w15:restartNumberingAfterBreak="0">
     <w:nsid w:val="7C841B9F"/>
     <w:multiLevelType w:val="hybridMultilevel"/>
     <w:tmpl w:val="D250C790"/>
@@ -12379,13 +12489,13 @@
     <w:abstractNumId w:val="7"/>
   </w:num>
   <w:num w:numId="5" w16cid:durableId="221673016">
-    <w:abstractNumId w:val="17"/>
+    <w:abstractNumId w:val="18"/>
   </w:num>
   <w:num w:numId="6" w16cid:durableId="421416721">
     <w:abstractNumId w:val="0"/>
   </w:num>
   <w:num w:numId="7" w16cid:durableId="1487405164">
-    <w:abstractNumId w:val="19"/>
+    <w:abstractNumId w:val="20"/>
   </w:num>
   <w:num w:numId="8" w16cid:durableId="1641036874">
     <w:abstractNumId w:val="14"/>
@@ -12394,7 +12504,7 @@
     <w:abstractNumId w:val="10"/>
   </w:num>
   <w:num w:numId="10" w16cid:durableId="1443957623">
-    <w:abstractNumId w:val="18"/>
+    <w:abstractNumId w:val="19"/>
   </w:num>
   <w:num w:numId="11" w16cid:durableId="424500268">
     <w:abstractNumId w:val="2"/>
@@ -12406,16 +12516,16 @@
     <w:abstractNumId w:val="9"/>
   </w:num>
   <w:num w:numId="14" w16cid:durableId="510608486">
-    <w:abstractNumId w:val="20"/>
+    <w:abstractNumId w:val="21"/>
   </w:num>
   <w:num w:numId="15" w16cid:durableId="47145101">
-    <w:abstractNumId w:val="16"/>
+    <w:abstractNumId w:val="17"/>
   </w:num>
   <w:num w:numId="16" w16cid:durableId="823081443">
     <w:abstractNumId w:val="15"/>
   </w:num>
   <w:num w:numId="17" w16cid:durableId="1670937747">
-    <w:abstractNumId w:val="22"/>
+    <w:abstractNumId w:val="23"/>
   </w:num>
   <w:num w:numId="18" w16cid:durableId="123626255">
     <w:abstractNumId w:val="1"/>
@@ -12430,10 +12540,13 @@
     <w:abstractNumId w:val="11"/>
   </w:num>
   <w:num w:numId="22" w16cid:durableId="714737574">
-    <w:abstractNumId w:val="21"/>
+    <w:abstractNumId w:val="22"/>
   </w:num>
   <w:num w:numId="23" w16cid:durableId="1460340496">
     <w:abstractNumId w:val="12"/>
+  </w:num>
+  <w:num w:numId="24" w16cid:durableId="55319276">
+    <w:abstractNumId w:val="16"/>
   </w:num>
 </w:numbering>
 </file>

--- a/отчет преддипломная практика Купреев.docx
+++ b/отчет преддипломная практика Купреев.docx
@@ -774,7 +774,7 @@
               <w:noProof/>
               <w:kern w:val="2"/>
               <w:szCs w:val="24"/>
-              <w:lang w:val="ru-US" w:eastAsia="ru-RU"/>
+              <w:lang w:eastAsia="ru-RU"/>
               <w14:ligatures w14:val="standardContextual"/>
             </w:rPr>
           </w:pPr>
@@ -856,7 +856,7 @@
               <w:noProof/>
               <w:kern w:val="2"/>
               <w:szCs w:val="24"/>
-              <w:lang w:val="ru-US" w:eastAsia="ru-RU"/>
+              <w:lang w:eastAsia="ru-RU"/>
               <w14:ligatures w14:val="standardContextual"/>
             </w:rPr>
           </w:pPr>
@@ -929,7 +929,7 @@
               <w:noProof/>
               <w:kern w:val="2"/>
               <w:szCs w:val="24"/>
-              <w:lang w:val="ru-US" w:eastAsia="ru-RU"/>
+              <w:lang w:eastAsia="ru-RU"/>
               <w14:ligatures w14:val="standardContextual"/>
             </w:rPr>
           </w:pPr>
@@ -1002,7 +1002,7 @@
               <w:noProof/>
               <w:kern w:val="2"/>
               <w:szCs w:val="24"/>
-              <w:lang w:val="ru-US" w:eastAsia="ru-RU"/>
+              <w:lang w:eastAsia="ru-RU"/>
               <w14:ligatures w14:val="standardContextual"/>
             </w:rPr>
           </w:pPr>
@@ -1075,7 +1075,7 @@
               <w:noProof/>
               <w:kern w:val="2"/>
               <w:szCs w:val="24"/>
-              <w:lang w:val="ru-US" w:eastAsia="ru-RU"/>
+              <w:lang w:eastAsia="ru-RU"/>
               <w14:ligatures w14:val="standardContextual"/>
             </w:rPr>
           </w:pPr>
@@ -1148,7 +1148,7 @@
               <w:noProof/>
               <w:kern w:val="2"/>
               <w:szCs w:val="24"/>
-              <w:lang w:val="ru-US" w:eastAsia="ru-RU"/>
+              <w:lang w:eastAsia="ru-RU"/>
               <w14:ligatures w14:val="standardContextual"/>
             </w:rPr>
           </w:pPr>
@@ -1221,7 +1221,7 @@
               <w:noProof/>
               <w:kern w:val="2"/>
               <w:szCs w:val="24"/>
-              <w:lang w:val="ru-US" w:eastAsia="ru-RU"/>
+              <w:lang w:eastAsia="ru-RU"/>
               <w14:ligatures w14:val="standardContextual"/>
             </w:rPr>
           </w:pPr>
@@ -1294,7 +1294,7 @@
               <w:noProof/>
               <w:kern w:val="2"/>
               <w:szCs w:val="24"/>
-              <w:lang w:val="ru-US" w:eastAsia="ru-RU"/>
+              <w:lang w:eastAsia="ru-RU"/>
               <w14:ligatures w14:val="standardContextual"/>
             </w:rPr>
           </w:pPr>
@@ -1483,7 +1483,6 @@
         <w:rPr>
           <w:rFonts w:cs="Times New Roman"/>
           <w:szCs w:val="24"/>
-          <w:lang w:val="en-US"/>
         </w:rPr>
       </w:pPr>
       <w:r>
@@ -1504,7 +1503,6 @@
         <w:rPr>
           <w:rFonts w:cs="Times New Roman"/>
           <w:szCs w:val="24"/>
-          <w:lang w:val="en-US"/>
         </w:rPr>
       </w:pPr>
     </w:p>
@@ -1582,7 +1580,6 @@
         <w:rPr>
           <w:rFonts w:cs="Times New Roman"/>
           <w:szCs w:val="24"/>
-          <w:lang w:val="en-US"/>
         </w:rPr>
       </w:pPr>
       <w:r>
@@ -1695,7 +1692,6 @@
         <w:rPr>
           <w:rFonts w:cs="Times New Roman"/>
           <w:szCs w:val="24"/>
-          <w:lang w:val="en-US"/>
         </w:rPr>
       </w:pPr>
     </w:p>
@@ -7058,6 +7054,13 @@
                 <w:szCs w:val="24"/>
               </w:rPr>
             </w:pPr>
+            <w:r>
+              <w:rPr>
+                <w:rStyle w:val="normaltextrun"/>
+                <w:i/>
+              </w:rPr>
+              <w:t>освоена</w:t>
+            </w:r>
           </w:p>
         </w:tc>
       </w:tr>
@@ -7116,6 +7119,13 @@
                 <w:szCs w:val="24"/>
               </w:rPr>
             </w:pPr>
+            <w:r>
+              <w:rPr>
+                <w:rStyle w:val="normaltextrun"/>
+                <w:i/>
+              </w:rPr>
+              <w:t>освоена</w:t>
+            </w:r>
           </w:p>
         </w:tc>
       </w:tr>
@@ -7174,6 +7184,13 @@
                 <w:szCs w:val="24"/>
               </w:rPr>
             </w:pPr>
+            <w:r>
+              <w:rPr>
+                <w:rStyle w:val="normaltextrun"/>
+                <w:i/>
+              </w:rPr>
+              <w:t>освоена</w:t>
+            </w:r>
           </w:p>
         </w:tc>
       </w:tr>
@@ -7236,6 +7253,13 @@
                 <w:szCs w:val="24"/>
               </w:rPr>
             </w:pPr>
+            <w:r>
+              <w:rPr>
+                <w:rStyle w:val="normaltextrun"/>
+                <w:i/>
+              </w:rPr>
+              <w:t>освоена</w:t>
+            </w:r>
           </w:p>
         </w:tc>
       </w:tr>
@@ -7298,6 +7322,13 @@
                 <w:szCs w:val="24"/>
               </w:rPr>
             </w:pPr>
+            <w:r>
+              <w:rPr>
+                <w:rStyle w:val="normaltextrun"/>
+                <w:i/>
+              </w:rPr>
+              <w:t>освоена</w:t>
+            </w:r>
           </w:p>
         </w:tc>
       </w:tr>
@@ -7360,6 +7391,13 @@
                 <w:szCs w:val="24"/>
               </w:rPr>
             </w:pPr>
+            <w:r>
+              <w:rPr>
+                <w:rStyle w:val="normaltextrun"/>
+                <w:i/>
+              </w:rPr>
+              <w:t>освоена</w:t>
+            </w:r>
           </w:p>
         </w:tc>
       </w:tr>
@@ -7422,6 +7460,13 @@
                 <w:szCs w:val="24"/>
               </w:rPr>
             </w:pPr>
+            <w:r>
+              <w:rPr>
+                <w:rStyle w:val="normaltextrun"/>
+                <w:i/>
+              </w:rPr>
+              <w:t>освоена</w:t>
+            </w:r>
           </w:p>
         </w:tc>
       </w:tr>
@@ -7484,6 +7529,13 @@
                 <w:szCs w:val="24"/>
               </w:rPr>
             </w:pPr>
+            <w:r>
+              <w:rPr>
+                <w:rStyle w:val="normaltextrun"/>
+                <w:i/>
+              </w:rPr>
+              <w:t>освоена</w:t>
+            </w:r>
           </w:p>
         </w:tc>
       </w:tr>
@@ -7546,6 +7598,13 @@
                 <w:szCs w:val="24"/>
               </w:rPr>
             </w:pPr>
+            <w:r>
+              <w:rPr>
+                <w:rStyle w:val="normaltextrun"/>
+                <w:i/>
+              </w:rPr>
+              <w:t>освоена</w:t>
+            </w:r>
           </w:p>
         </w:tc>
       </w:tr>
@@ -7608,6 +7667,13 @@
                 <w:szCs w:val="24"/>
               </w:rPr>
             </w:pPr>
+            <w:r>
+              <w:rPr>
+                <w:rStyle w:val="normaltextrun"/>
+                <w:i/>
+              </w:rPr>
+              <w:t>освоена</w:t>
+            </w:r>
           </w:p>
         </w:tc>
       </w:tr>
@@ -7670,6 +7736,13 @@
                 <w:szCs w:val="24"/>
               </w:rPr>
             </w:pPr>
+            <w:r>
+              <w:rPr>
+                <w:rStyle w:val="normaltextrun"/>
+                <w:i/>
+              </w:rPr>
+              <w:t>освоена</w:t>
+            </w:r>
           </w:p>
         </w:tc>
       </w:tr>
@@ -7732,6 +7805,13 @@
                 <w:szCs w:val="24"/>
               </w:rPr>
             </w:pPr>
+            <w:r>
+              <w:rPr>
+                <w:rStyle w:val="normaltextrun"/>
+                <w:i/>
+              </w:rPr>
+              <w:t>освоена</w:t>
+            </w:r>
           </w:p>
         </w:tc>
       </w:tr>
@@ -7794,6 +7874,13 @@
                 <w:szCs w:val="24"/>
               </w:rPr>
             </w:pPr>
+            <w:r>
+              <w:rPr>
+                <w:rStyle w:val="normaltextrun"/>
+                <w:i/>
+              </w:rPr>
+              <w:t>освоена</w:t>
+            </w:r>
           </w:p>
         </w:tc>
       </w:tr>
@@ -7856,6 +7943,13 @@
                 <w:szCs w:val="24"/>
               </w:rPr>
             </w:pPr>
+            <w:r>
+              <w:rPr>
+                <w:rStyle w:val="normaltextrun"/>
+                <w:i/>
+              </w:rPr>
+              <w:t>освоена</w:t>
+            </w:r>
           </w:p>
         </w:tc>
       </w:tr>
@@ -7919,6 +8013,13 @@
                 <w:szCs w:val="24"/>
               </w:rPr>
             </w:pPr>
+            <w:r>
+              <w:rPr>
+                <w:rStyle w:val="normaltextrun"/>
+                <w:i/>
+              </w:rPr>
+              <w:t>освоена</w:t>
+            </w:r>
           </w:p>
         </w:tc>
       </w:tr>
@@ -7981,6 +8082,13 @@
                 <w:szCs w:val="24"/>
               </w:rPr>
             </w:pPr>
+            <w:r>
+              <w:rPr>
+                <w:rStyle w:val="normaltextrun"/>
+                <w:i/>
+              </w:rPr>
+              <w:t>освоена</w:t>
+            </w:r>
           </w:p>
         </w:tc>
       </w:tr>
@@ -8039,6 +8147,13 @@
                 <w:szCs w:val="24"/>
               </w:rPr>
             </w:pPr>
+            <w:r>
+              <w:rPr>
+                <w:rStyle w:val="normaltextrun"/>
+                <w:i/>
+              </w:rPr>
+              <w:t>освоена</w:t>
+            </w:r>
           </w:p>
         </w:tc>
       </w:tr>
@@ -8097,6 +8212,13 @@
                 <w:szCs w:val="24"/>
               </w:rPr>
             </w:pPr>
+            <w:r>
+              <w:rPr>
+                <w:rStyle w:val="normaltextrun"/>
+                <w:i/>
+              </w:rPr>
+              <w:t>освоена</w:t>
+            </w:r>
           </w:p>
         </w:tc>
       </w:tr>
@@ -8155,6 +8277,13 @@
                 <w:szCs w:val="24"/>
               </w:rPr>
             </w:pPr>
+            <w:r>
+              <w:rPr>
+                <w:rStyle w:val="normaltextrun"/>
+                <w:i/>
+              </w:rPr>
+              <w:t>освоена</w:t>
+            </w:r>
           </w:p>
         </w:tc>
       </w:tr>
@@ -8213,6 +8342,13 @@
                 <w:szCs w:val="24"/>
               </w:rPr>
             </w:pPr>
+            <w:r>
+              <w:rPr>
+                <w:rStyle w:val="normaltextrun"/>
+                <w:i/>
+              </w:rPr>
+              <w:t>освоена</w:t>
+            </w:r>
           </w:p>
         </w:tc>
       </w:tr>
@@ -8271,6 +8407,13 @@
                 <w:szCs w:val="24"/>
               </w:rPr>
             </w:pPr>
+            <w:r>
+              <w:rPr>
+                <w:rStyle w:val="normaltextrun"/>
+                <w:i/>
+              </w:rPr>
+              <w:t>освоена</w:t>
+            </w:r>
           </w:p>
         </w:tc>
       </w:tr>
@@ -8329,6 +8472,13 @@
                 <w:szCs w:val="24"/>
               </w:rPr>
             </w:pPr>
+            <w:r>
+              <w:rPr>
+                <w:rStyle w:val="normaltextrun"/>
+                <w:i/>
+              </w:rPr>
+              <w:t>освоена</w:t>
+            </w:r>
           </w:p>
         </w:tc>
       </w:tr>
@@ -8387,6 +8537,13 @@
                 <w:szCs w:val="24"/>
               </w:rPr>
             </w:pPr>
+            <w:r>
+              <w:rPr>
+                <w:rStyle w:val="normaltextrun"/>
+                <w:i/>
+              </w:rPr>
+              <w:t>освоена</w:t>
+            </w:r>
           </w:p>
         </w:tc>
       </w:tr>
@@ -8445,6 +8602,13 @@
                 <w:szCs w:val="24"/>
               </w:rPr>
             </w:pPr>
+            <w:r>
+              <w:rPr>
+                <w:rStyle w:val="normaltextrun"/>
+                <w:i/>
+              </w:rPr>
+              <w:t>освоена</w:t>
+            </w:r>
           </w:p>
         </w:tc>
       </w:tr>
@@ -8503,6 +8667,13 @@
                 <w:szCs w:val="24"/>
               </w:rPr>
             </w:pPr>
+            <w:r>
+              <w:rPr>
+                <w:rStyle w:val="normaltextrun"/>
+                <w:i/>
+              </w:rPr>
+              <w:t>освоена</w:t>
+            </w:r>
           </w:p>
         </w:tc>
       </w:tr>
@@ -9115,9 +9286,6 @@
       <w:pPr>
         <w:spacing w:after="160"/>
         <w:ind w:firstLine="0"/>
-        <w:rPr>
-          <w:lang w:val="en-US"/>
-        </w:rPr>
       </w:pPr>
     </w:p>
     <w:p>
@@ -9182,9 +9350,6 @@
         <w:spacing w:after="160" w:line="259" w:lineRule="auto"/>
         <w:ind w:firstLine="0"/>
         <w:jc w:val="left"/>
-        <w:rPr>
-          <w:lang w:val="en-US"/>
-        </w:rPr>
       </w:pPr>
       <w:r>
         <w:br w:type="page"/>
